--- a/static/downloads/fr/docx/layer-6/experiment-template.docx
+++ b/static/downloads/fr/docx/layer-6/experiment-template.docx
@@ -87,7 +87,7 @@
         <w:t xml:space="preserve"> </w:t>
       </w:r>
       <w:r>
-        <w:t xml:space="preserve">2026-06-26</w:t>
+        <w:t xml:space="preserve">2026-07-07</w:t>
       </w:r>
     </w:p>
     <w:p>
@@ -238,10 +238,10 @@
     </w:p>
     <w:p>
       <w:pPr>
-        <w:pStyle w:val="BlockText"/>
-      </w:pPr>
-      <w:r>
-        <w:t xml:space="preserve">Les expérimentations permettent à la communauté d’essayer un changement sans l’adopter définitivement. Pour rester sûre, chaque expérimentation DOIT être limitée dans le temps, étiquetée et à expiration automatique — et DOIT consigner ses résultats dans le Journal d’apprentissage.</w:t>
+        <w:pStyle w:val="FirstParagraph"/>
+      </w:pPr>
+      <w:r>
+        <w:t xml:space="preserve">&gt; Les expérimentations permettent à la communauté d’essayer un changement sans l’adopter définitivement. Pour rester sûre, chaque expérimentation DOIT être limitée dans le temps, étiquetée et à expiration automatique — et DOIT consigner ses résultats dans le Journal d’apprentissage.</w:t>
       </w:r>
     </w:p>
     <w:p>
@@ -411,24 +411,34 @@
     </w:p>
     <w:p>
       <w:pPr>
-        <w:pStyle w:val="BlockText"/>
-      </w:pPr>
-      <w:r>
-        <w:t xml:space="preserve">**Justification — Pourquoi exiger ces champs **</w:t>
-      </w:r>
-    </w:p>
-    <w:p>
-      <w:pPr>
-        <w:pStyle w:val="BlockText"/>
-      </w:pPr>
-      <w:r>
-        <w:t xml:space="preserve">Sans périmètre, durée, critères de succès et procédure de retour arrière, une « expérimentation » n’est qu’un changement permanent avec un habillage plus sympathique. Obliger chaque proposition à préciser ce qu’elle modifie, quand elle se termine, comment elle sera évaluée et comment elle sera annulée garantit que l’expérimentation reste réversible — et empêche l’étiquette « expérimentation » d’être utilisée pour contourner la délibération.</w:t>
-      </w:r>
-    </w:p>
-    <w:p>
-      <w:pPr>
-        <w:pStyle w:val="BlockText"/>
-      </w:pPr>
+        <w:pStyle w:val="BodyText"/>
+      </w:pPr>
+      <w:r>
+        <w:t xml:space="preserve">&gt; **Justification — Pourquoi exiger ces champs **</w:t>
+      </w:r>
+      <w:r>
+        <w:t xml:space="preserve"> </w:t>
+      </w:r>
+      <w:r>
+        <w:t xml:space="preserve">&gt;</w:t>
+      </w:r>
+      <w:r>
+        <w:t xml:space="preserve"> </w:t>
+      </w:r>
+      <w:r>
+        <w:t xml:space="preserve">&gt; Sans périmètre, durée, critères de succès et procédure de retour arrière, une « expérimentation » n’est qu’un changement permanent avec un habillage plus sympathique. Obliger chaque proposition à préciser ce qu’elle modifie, quand elle se termine, comment elle sera évaluée et comment elle sera annulée garantit que l’expérimentation reste réversible — et empêche l’étiquette « expérimentation » d’être utilisée pour contourner la délibération.</w:t>
+      </w:r>
+    </w:p>
+    <w:p>
+      <w:pPr>
+        <w:pStyle w:val="BodyText"/>
+      </w:pPr>
+      <w:r>
+        <w:t xml:space="preserve">&gt;</w:t>
+      </w:r>
+      <w:r>
+        <w:t xml:space="preserve"> </w:t>
+      </w:r>
       <w:r>
         <w:rPr>
           <w:b/>
@@ -436,13 +446,17 @@
         </w:rPr>
         <w:t xml:space="preserve">Instructions — Comment remplir ce formulaire</w:t>
       </w:r>
-    </w:p>
-    <w:p>
-      <w:pPr>
-        <w:pStyle w:val="BlockText"/>
-      </w:pPr>
-      <w:r>
-        <w:t xml:space="preserve">Remplis chaque champ. La durée maximale est définie par ton Protocole de changement. L’autorité de décision doit provenir de la Matrice de décision.</w:t>
+      <w:r>
+        <w:t xml:space="preserve"> </w:t>
+      </w:r>
+      <w:r>
+        <w:t xml:space="preserve">&gt;</w:t>
+      </w:r>
+      <w:r>
+        <w:t xml:space="preserve"> </w:t>
+      </w:r>
+      <w:r>
+        <w:t xml:space="preserve">&gt; Remplis chaque champ. La durée maximale est définie par ton Protocole de changement. L’autorité de décision doit provenir de la Matrice de décision.</w:t>
       </w:r>
     </w:p>
     <w:p>
@@ -489,6 +503,13 @@
       <w:r>
         <w:t xml:space="preserve"> </w:t>
       </w:r>
+      <w:r>
+        <w:rPr>
+          <w:i/>
+          <w:iCs/>
+        </w:rPr>
+        <w:t xml:space="preserve">&lt;nom du membre.&gt;</w:t>
+      </w:r>
     </w:p>
     <w:p>
       <w:pPr>
@@ -608,6 +629,13 @@
       <w:r>
         <w:t xml:space="preserve"> </w:t>
       </w:r>
+      <w:r>
+        <w:rPr>
+          <w:i/>
+          <w:iCs/>
+        </w:rPr>
+        <w:t xml:space="preserve">&lt;conditions observables qui justifieraient de rendre le changement permanent.&gt;</w:t>
+      </w:r>
     </w:p>
     <w:p>
       <w:pPr>
@@ -751,24 +779,34 @@
     </w:p>
     <w:p>
       <w:pPr>
-        <w:pStyle w:val="BlockText"/>
-      </w:pPr>
-      <w:r>
-        <w:t xml:space="preserve">**Justification — Pourquoi les expérimentations doivent-elles expirer **</w:t>
-      </w:r>
-    </w:p>
-    <w:p>
-      <w:pPr>
-        <w:pStyle w:val="BlockText"/>
-      </w:pPr>
-      <w:r>
-        <w:t xml:space="preserve">La communauté a besoin de pouvoir revenir en arrière. L’expiration automatique impose une décision délibérée pour rendre le changement permanent — plutôt qu’une dérive lente où plus personne ne se souvient que c’était conditionnel.</w:t>
-      </w:r>
-    </w:p>
-    <w:p>
-      <w:pPr>
-        <w:pStyle w:val="BlockText"/>
-      </w:pPr>
+        <w:pStyle w:val="FirstParagraph"/>
+      </w:pPr>
+      <w:r>
+        <w:t xml:space="preserve">&gt; **Justification — Pourquoi les expérimentations doivent-elles expirer **</w:t>
+      </w:r>
+      <w:r>
+        <w:t xml:space="preserve"> </w:t>
+      </w:r>
+      <w:r>
+        <w:t xml:space="preserve">&gt;</w:t>
+      </w:r>
+      <w:r>
+        <w:t xml:space="preserve"> </w:t>
+      </w:r>
+      <w:r>
+        <w:t xml:space="preserve">&gt; La communauté a besoin de pouvoir revenir en arrière. L’expiration automatique impose une décision délibérée pour rendre le changement permanent — plutôt qu’une dérive lente où plus personne ne se souvient que c’était conditionnel.</w:t>
+      </w:r>
+    </w:p>
+    <w:p>
+      <w:pPr>
+        <w:pStyle w:val="BodyText"/>
+      </w:pPr>
+      <w:r>
+        <w:t xml:space="preserve">&gt;</w:t>
+      </w:r>
+      <w:r>
+        <w:t xml:space="preserve"> </w:t>
+      </w:r>
       <w:r>
         <w:rPr>
           <w:b/>
@@ -776,13 +814,17 @@
         </w:rPr>
         <w:t xml:space="preserve">Instructions — Comment remplir ce formulaire</w:t>
       </w:r>
-    </w:p>
-    <w:p>
-      <w:pPr>
-        <w:pStyle w:val="BlockText"/>
-      </w:pPr>
-      <w:r>
-        <w:t xml:space="preserve">Indique la règle d’expiration automatique, le mécanisme de renouvellement et l’obligation de consigner les résultats dans le Journal d’apprentissage.</w:t>
+      <w:r>
+        <w:t xml:space="preserve"> </w:t>
+      </w:r>
+      <w:r>
+        <w:t xml:space="preserve">&gt;</w:t>
+      </w:r>
+      <w:r>
+        <w:t xml:space="preserve"> </w:t>
+      </w:r>
+      <w:r>
+        <w:t xml:space="preserve">&gt; Indique la règle d’expiration automatique, le mécanisme de renouvellement et l’obligation de consigner les résultats dans le Journal d’apprentissage.</w:t>
       </w:r>
     </w:p>
     <w:p>
@@ -919,6 +961,13 @@
       </w:r>
       <w:r>
         <w:t xml:space="preserve"> </w:t>
+      </w:r>
+      <w:r>
+        <w:rPr>
+          <w:i/>
+          <w:iCs/>
+        </w:rPr>
+        <w:t xml:space="preserve">&lt;lien&gt;</w:t>
       </w:r>
     </w:p>
     <w:p>

--- a/static/downloads/fr/docx/layer-6/experiment-template.docx
+++ b/static/downloads/fr/docx/layer-6/experiment-template.docx
@@ -87,7 +87,7 @@
         <w:t xml:space="preserve"> </w:t>
       </w:r>
       <w:r>
-        <w:t xml:space="preserve">2026-07-07</w:t>
+        <w:t xml:space="preserve">2026-08-31</w:t>
       </w:r>
     </w:p>
     <w:p>
